--- a/3s.docx
+++ b/3s.docx
@@ -112,21 +112,8 @@
     </w:p>
     <w:p>
       <w:r>
-        <w:t xml:space="preserve">После принятия приглашения я </w:t>
-      </w:r>
-      <w:proofErr w:type="spellStart"/>
-      <w:r>
-        <w:t>склонировал</w:t>
-      </w:r>
-      <w:proofErr w:type="spellEnd"/>
-      <w:r>
-        <w:t xml:space="preserve"> общий репозиторий к себе на </w:t>
-      </w:r>
-      <w:proofErr w:type="spellStart"/>
-      <w:r>
-        <w:t>компьют</w:t>
-      </w:r>
-      <w:proofErr w:type="spellEnd"/>
+        <w:t>После принятия приглашения я склонировал общий репозиторий к себе на компьют</w:t>
+      </w:r>
     </w:p>
     <w:p>
       <w:pPr>
@@ -147,13 +134,8 @@
       </w:r>
     </w:p>
     <w:p>
-      <w:proofErr w:type="spellStart"/>
-      <w:r>
-        <w:t>cd</w:t>
-      </w:r>
-      <w:proofErr w:type="spellEnd"/>
-      <w:r>
-        <w:t xml:space="preserve"> LR9Finalwork</w:t>
+      <w:r>
+        <w:t>cd LR9Finalwork</w:t>
       </w:r>
     </w:p>
     <w:p>
@@ -161,6 +143,9 @@
         <w:jc w:val="center"/>
       </w:pPr>
       <w:r>
+        <w:rPr>
+          <w:noProof/>
+        </w:rPr>
         <w:drawing>
           <wp:inline distT="0" distB="0" distL="0" distR="0" wp14:anchorId="529F01FB" wp14:editId="391BE5A2">
             <wp:extent cx="5314950" cy="3467100"/>
@@ -208,7 +193,7 @@
     <w:p>
       <w:r>
         <w:pict w14:anchorId="52B7722A">
-          <v:rect id="_x0000_i1043" style="width:0;height:.75pt" o:hralign="center" o:hrstd="t" o:hr="t" fillcolor="#a0a0a0" stroked="f"/>
+          <v:rect id="_x0000_i1025" style="width:0;height:.75pt" o:hralign="center" o:hrstd="t" o:hr="t" fillcolor="#a0a0a0" stroked="f"/>
         </w:pict>
       </w:r>
     </w:p>
@@ -249,36 +234,24 @@
       </w:r>
     </w:p>
     <w:p>
-      <w:proofErr w:type="spellStart"/>
-      <w:r>
-        <w:t>git</w:t>
-      </w:r>
-      <w:proofErr w:type="spellEnd"/>
-      <w:r>
-        <w:t xml:space="preserve"> </w:t>
-      </w:r>
-      <w:proofErr w:type="spellStart"/>
-      <w:r>
-        <w:t>checkout</w:t>
-      </w:r>
-      <w:proofErr w:type="spellEnd"/>
-      <w:r>
-        <w:t xml:space="preserve"> -b </w:t>
-      </w:r>
-      <w:proofErr w:type="spellStart"/>
+      <w:r>
+        <w:t xml:space="preserve">git checkout -b </w:t>
+      </w:r>
       <w:r>
         <w:rPr>
           <w:lang w:val="en-US"/>
         </w:rPr>
         <w:t>Averin</w:t>
       </w:r>
-      <w:proofErr w:type="spellEnd"/>
     </w:p>
     <w:p>
       <w:pPr>
         <w:jc w:val="center"/>
       </w:pPr>
       <w:r>
+        <w:rPr>
+          <w:noProof/>
+        </w:rPr>
         <w:drawing>
           <wp:inline distT="0" distB="0" distL="0" distR="0" wp14:anchorId="1A809D58" wp14:editId="53210937">
             <wp:extent cx="3505200" cy="704850"/>
@@ -325,23 +298,7 @@
           <w:i/>
           <w:iCs/>
         </w:rPr>
-        <w:t xml:space="preserve">[Скриншот: создание и переход в ветку </w:t>
-      </w:r>
-      <w:proofErr w:type="spellStart"/>
-      <w:r>
-        <w:rPr>
-          <w:i/>
-          <w:iCs/>
-        </w:rPr>
-        <w:t>Sidorov</w:t>
-      </w:r>
-      <w:proofErr w:type="spellEnd"/>
-      <w:r>
-        <w:rPr>
-          <w:i/>
-          <w:iCs/>
-        </w:rPr>
-        <w:t>]</w:t>
+        <w:t>[Скриншот: создание и переход в ветку Sidorov]</w:t>
       </w:r>
     </w:p>
     <w:p>
@@ -372,15 +329,7 @@
         </w:numPr>
       </w:pPr>
       <w:r>
-        <w:t>Добавил проверку на положительность переменной </w:t>
-      </w:r>
-      <w:proofErr w:type="spellStart"/>
-      <w:r>
-        <w:t>code</w:t>
-      </w:r>
-      <w:proofErr w:type="spellEnd"/>
-      <w:r>
-        <w:t> (код профессии) сразу после её ввода.</w:t>
+        <w:t>Добавил проверку на положительность переменной code (код профессии) сразу после её ввода.</w:t>
       </w:r>
     </w:p>
     <w:p>
@@ -396,60 +345,12 @@
     </w:p>
     <w:p>
       <w:r>
-        <w:t>Кроме того, исправил ошибку в объявлении структуры – заменил </w:t>
-      </w:r>
-      <w:proofErr w:type="spellStart"/>
-      <w:r>
-        <w:t>struct</w:t>
-      </w:r>
-      <w:proofErr w:type="spellEnd"/>
-      <w:r>
-        <w:t xml:space="preserve"> </w:t>
-      </w:r>
-      <w:proofErr w:type="spellStart"/>
-      <w:r>
-        <w:t>details</w:t>
-      </w:r>
-      <w:proofErr w:type="spellEnd"/>
-      <w:r>
-        <w:t xml:space="preserve"> </w:t>
-      </w:r>
-      <w:proofErr w:type="spellStart"/>
-      <w:r>
-        <w:t>specs</w:t>
-      </w:r>
-      <w:proofErr w:type="spellEnd"/>
-      <w:r>
-        <w:t> на </w:t>
-      </w:r>
-      <w:proofErr w:type="spellStart"/>
-      <w:r>
-        <w:t>struct</w:t>
-      </w:r>
-      <w:proofErr w:type="spellEnd"/>
-      <w:r>
-        <w:t xml:space="preserve"> details67 </w:t>
-      </w:r>
-      <w:proofErr w:type="spellStart"/>
-      <w:r>
-        <w:t>specs</w:t>
-      </w:r>
-      <w:proofErr w:type="spellEnd"/>
-      <w:r>
-        <w:t>, так как структура details67 была определена ранее.</w:t>
-      </w:r>
-    </w:p>
-    <w:p>
-      <w:r>
-        <w:t>Изменённый фрагмент кода (функция </w:t>
-      </w:r>
-      <w:proofErr w:type="spellStart"/>
-      <w:r>
-        <w:t>inputData</w:t>
-      </w:r>
-      <w:proofErr w:type="spellEnd"/>
-      <w:r>
-        <w:t>):</w:t>
+        <w:t>Кроме того, исправил ошибку в объявлении структуры – заменил struct details specs на struct details67 specs, так как структура details67 была определена ранее.</w:t>
+      </w:r>
+    </w:p>
+    <w:p>
+      <w:r>
+        <w:t>Изменённый фрагмент кода (функция inputData):</w:t>
       </w:r>
     </w:p>
     <w:p>
@@ -542,43 +443,7 @@
         <w:rPr>
           <w:lang w:val="en-US"/>
         </w:rPr>
-        <w:t xml:space="preserve">void </w:t>
-      </w:r>
-      <w:proofErr w:type="spellStart"/>
-      <w:proofErr w:type="gramStart"/>
-      <w:r>
-        <w:rPr>
-          <w:lang w:val="en-US"/>
-        </w:rPr>
-        <w:t>inputData</w:t>
-      </w:r>
-      <w:proofErr w:type="spellEnd"/>
-      <w:r>
-        <w:rPr>
-          <w:lang w:val="en-US"/>
-        </w:rPr>
-        <w:t>(</w:t>
-      </w:r>
-      <w:proofErr w:type="gramEnd"/>
-      <w:r>
-        <w:rPr>
-          <w:lang w:val="en-US"/>
-        </w:rPr>
-        <w:t xml:space="preserve">struct structure </w:t>
-      </w:r>
-      <w:proofErr w:type="spellStart"/>
-      <w:r>
-        <w:rPr>
-          <w:lang w:val="en-US"/>
-        </w:rPr>
-        <w:t>arr</w:t>
-      </w:r>
-      <w:proofErr w:type="spellEnd"/>
-      <w:r>
-        <w:rPr>
-          <w:lang w:val="en-US"/>
-        </w:rPr>
-        <w:t>[], int n) {</w:t>
+        <w:t>void inputData(struct structure arr[], int n) {</w:t>
       </w:r>
     </w:p>
     <w:p>
@@ -588,18 +453,8 @@
         </w:rPr>
         <w:t xml:space="preserve">    </w:t>
       </w:r>
-      <w:proofErr w:type="spellStart"/>
-      <w:proofErr w:type="gramStart"/>
-      <w:r>
-        <w:t>printf</w:t>
-      </w:r>
-      <w:proofErr w:type="spellEnd"/>
-      <w:r>
-        <w:t>(</w:t>
-      </w:r>
-      <w:proofErr w:type="gramEnd"/>
-      <w:r>
-        <w:t>"Введите информацию о %d профессиях:\n", n);</w:t>
+      <w:r>
+        <w:t>printf("Введите информацию о %d профессиях:\n", n);</w:t>
       </w:r>
     </w:p>
     <w:p>
@@ -615,549 +470,167 @@
         <w:rPr>
           <w:lang w:val="en-US"/>
         </w:rPr>
-        <w:t xml:space="preserve">for (int </w:t>
-      </w:r>
-      <w:proofErr w:type="spellStart"/>
-      <w:r>
-        <w:rPr>
-          <w:lang w:val="en-US"/>
-        </w:rPr>
-        <w:t>i</w:t>
-      </w:r>
-      <w:proofErr w:type="spellEnd"/>
-      <w:r>
-        <w:rPr>
-          <w:lang w:val="en-US"/>
-        </w:rPr>
-        <w:t xml:space="preserve"> = 0; </w:t>
-      </w:r>
-      <w:proofErr w:type="spellStart"/>
-      <w:r>
-        <w:rPr>
-          <w:lang w:val="en-US"/>
-        </w:rPr>
-        <w:t>i</w:t>
-      </w:r>
-      <w:proofErr w:type="spellEnd"/>
-      <w:r>
-        <w:rPr>
-          <w:lang w:val="en-US"/>
-        </w:rPr>
-        <w:t xml:space="preserve"> &lt; n; </w:t>
-      </w:r>
-      <w:proofErr w:type="spellStart"/>
-      <w:r>
-        <w:rPr>
-          <w:lang w:val="en-US"/>
-        </w:rPr>
-        <w:t>i</w:t>
-      </w:r>
-      <w:proofErr w:type="spellEnd"/>
-      <w:r>
-        <w:rPr>
-          <w:lang w:val="en-US"/>
-        </w:rPr>
-        <w:t>++) {</w:t>
-      </w:r>
-    </w:p>
-    <w:p>
-      <w:pPr>
-        <w:rPr>
-          <w:lang w:val="en-US"/>
-        </w:rPr>
-      </w:pPr>
+        <w:t>for (int i = 0; i &lt; n; i++) {</w:t>
+      </w:r>
+    </w:p>
+    <w:p>
+      <w:pPr>
+        <w:rPr>
+          <w:lang w:val="en-US"/>
+        </w:rPr>
+      </w:pPr>
+      <w:r>
+        <w:rPr>
+          <w:lang w:val="en-US"/>
+        </w:rPr>
+        <w:t xml:space="preserve">        printf("\n</w:t>
+      </w:r>
+      <w:r>
+        <w:t>Профессия</w:t>
+      </w:r>
+      <w:r>
+        <w:rPr>
+          <w:lang w:val="en-US"/>
+        </w:rPr>
+        <w:t xml:space="preserve"> #%d:\n", i + 1);</w:t>
+      </w:r>
+    </w:p>
+    <w:p>
+      <w:pPr>
+        <w:rPr>
+          <w:lang w:val="en-US"/>
+        </w:rPr>
+      </w:pPr>
+      <w:r>
+        <w:rPr>
+          <w:lang w:val="en-US"/>
+        </w:rPr>
+        <w:t xml:space="preserve">        arr[i].number = i + 1;</w:t>
+      </w:r>
+    </w:p>
+    <w:p>
+      <w:pPr>
+        <w:rPr>
+          <w:lang w:val="en-US"/>
+        </w:rPr>
+      </w:pPr>
+    </w:p>
+    <w:p>
+      <w:pPr>
+        <w:rPr>
+          <w:lang w:val="en-US"/>
+        </w:rPr>
+      </w:pPr>
+      <w:r>
+        <w:rPr>
+          <w:lang w:val="en-US"/>
+        </w:rPr>
+        <w:t xml:space="preserve">        if (i &gt; 0) {</w:t>
+      </w:r>
+    </w:p>
+    <w:p>
+      <w:pPr>
+        <w:rPr>
+          <w:lang w:val="en-US"/>
+        </w:rPr>
+      </w:pPr>
+      <w:r>
+        <w:rPr>
+          <w:lang w:val="en-US"/>
+        </w:rPr>
+        <w:t xml:space="preserve">            clearInputBuffer();</w:t>
+      </w:r>
+    </w:p>
+    <w:p>
+      <w:pPr>
+        <w:rPr>
+          <w:lang w:val="en-US"/>
+        </w:rPr>
+      </w:pPr>
+      <w:r>
+        <w:rPr>
+          <w:lang w:val="en-US"/>
+        </w:rPr>
+        <w:t xml:space="preserve">        }</w:t>
+      </w:r>
+    </w:p>
+    <w:p>
+      <w:pPr>
+        <w:rPr>
+          <w:lang w:val="en-US"/>
+        </w:rPr>
+      </w:pPr>
+    </w:p>
+    <w:p>
+      <w:pPr>
+        <w:rPr>
+          <w:lang w:val="en-US"/>
+        </w:rPr>
+      </w:pPr>
+      <w:r>
+        <w:rPr>
+          <w:lang w:val="en-US"/>
+        </w:rPr>
+        <w:t xml:space="preserve">        printf("  </w:t>
+      </w:r>
+      <w:r>
+        <w:t>Название</w:t>
+      </w:r>
+      <w:r>
+        <w:rPr>
+          <w:lang w:val="en-US"/>
+        </w:rPr>
+        <w:t>: ");</w:t>
+      </w:r>
+    </w:p>
+    <w:p>
+      <w:pPr>
+        <w:rPr>
+          <w:lang w:val="en-US"/>
+        </w:rPr>
+      </w:pPr>
+      <w:r>
+        <w:rPr>
+          <w:lang w:val="en-US"/>
+        </w:rPr>
+        <w:lastRenderedPageBreak/>
+        <w:t xml:space="preserve">        fgets(arr[i].name, sizeof(arr[i].name), stdin);</w:t>
+      </w:r>
+    </w:p>
+    <w:p>
+      <w:pPr>
+        <w:rPr>
+          <w:lang w:val="en-US"/>
+        </w:rPr>
+      </w:pPr>
+      <w:r>
+        <w:rPr>
+          <w:lang w:val="en-US"/>
+        </w:rPr>
+        <w:t xml:space="preserve">        arr[i].name[strcspn(arr[i].name, "\n")] = 0;</w:t>
+      </w:r>
+    </w:p>
+    <w:p>
+      <w:pPr>
+        <w:rPr>
+          <w:lang w:val="en-US"/>
+        </w:rPr>
+      </w:pPr>
+    </w:p>
+    <w:p>
       <w:r>
         <w:rPr>
           <w:lang w:val="en-US"/>
         </w:rPr>
         <w:t xml:space="preserve">        </w:t>
       </w:r>
-      <w:proofErr w:type="spellStart"/>
-      <w:proofErr w:type="gramStart"/>
-      <w:r>
-        <w:rPr>
-          <w:lang w:val="en-US"/>
-        </w:rPr>
-        <w:t>printf</w:t>
-      </w:r>
-      <w:proofErr w:type="spellEnd"/>
-      <w:r>
-        <w:rPr>
-          <w:lang w:val="en-US"/>
-        </w:rPr>
-        <w:t>(</w:t>
-      </w:r>
-      <w:proofErr w:type="gramEnd"/>
-      <w:r>
-        <w:rPr>
-          <w:lang w:val="en-US"/>
-        </w:rPr>
-        <w:t>"\n</w:t>
-      </w:r>
-      <w:r>
-        <w:t>Профессия</w:t>
-      </w:r>
-      <w:r>
-        <w:rPr>
-          <w:lang w:val="en-US"/>
-        </w:rPr>
-        <w:t xml:space="preserve"> #%d:\n", </w:t>
-      </w:r>
-      <w:proofErr w:type="spellStart"/>
-      <w:r>
-        <w:rPr>
-          <w:lang w:val="en-US"/>
-        </w:rPr>
-        <w:t>i</w:t>
-      </w:r>
-      <w:proofErr w:type="spellEnd"/>
-      <w:r>
-        <w:rPr>
-          <w:lang w:val="en-US"/>
-        </w:rPr>
-        <w:t xml:space="preserve"> + 1);</w:t>
-      </w:r>
-    </w:p>
-    <w:p>
-      <w:pPr>
-        <w:rPr>
-          <w:lang w:val="en-US"/>
-        </w:rPr>
-      </w:pPr>
-      <w:r>
-        <w:rPr>
-          <w:lang w:val="en-US"/>
-        </w:rPr>
-        <w:t xml:space="preserve">        </w:t>
-      </w:r>
-      <w:proofErr w:type="spellStart"/>
-      <w:r>
-        <w:rPr>
-          <w:lang w:val="en-US"/>
-        </w:rPr>
-        <w:t>arr</w:t>
-      </w:r>
-      <w:proofErr w:type="spellEnd"/>
-      <w:r>
-        <w:rPr>
-          <w:lang w:val="en-US"/>
-        </w:rPr>
-        <w:t>[</w:t>
-      </w:r>
-      <w:proofErr w:type="spellStart"/>
-      <w:r>
-        <w:rPr>
-          <w:lang w:val="en-US"/>
-        </w:rPr>
-        <w:t>i</w:t>
-      </w:r>
-      <w:proofErr w:type="spellEnd"/>
-      <w:proofErr w:type="gramStart"/>
-      <w:r>
-        <w:rPr>
-          <w:lang w:val="en-US"/>
-        </w:rPr>
-        <w:t>].number</w:t>
-      </w:r>
-      <w:proofErr w:type="gramEnd"/>
-      <w:r>
-        <w:rPr>
-          <w:lang w:val="en-US"/>
-        </w:rPr>
-        <w:t xml:space="preserve"> = </w:t>
-      </w:r>
-      <w:proofErr w:type="spellStart"/>
-      <w:r>
-        <w:rPr>
-          <w:lang w:val="en-US"/>
-        </w:rPr>
-        <w:t>i</w:t>
-      </w:r>
-      <w:proofErr w:type="spellEnd"/>
-      <w:r>
-        <w:rPr>
-          <w:lang w:val="en-US"/>
-        </w:rPr>
-        <w:t xml:space="preserve"> + 1;</w:t>
-      </w:r>
-    </w:p>
-    <w:p>
-      <w:pPr>
-        <w:rPr>
-          <w:lang w:val="en-US"/>
-        </w:rPr>
-      </w:pPr>
-    </w:p>
-    <w:p>
-      <w:pPr>
-        <w:rPr>
-          <w:lang w:val="en-US"/>
-        </w:rPr>
-      </w:pPr>
-      <w:r>
-        <w:rPr>
-          <w:lang w:val="en-US"/>
-        </w:rPr>
-        <w:t xml:space="preserve">        if (</w:t>
-      </w:r>
-      <w:proofErr w:type="spellStart"/>
-      <w:r>
-        <w:rPr>
-          <w:lang w:val="en-US"/>
-        </w:rPr>
-        <w:t>i</w:t>
-      </w:r>
-      <w:proofErr w:type="spellEnd"/>
-      <w:r>
-        <w:rPr>
-          <w:lang w:val="en-US"/>
-        </w:rPr>
-        <w:t xml:space="preserve"> &gt; 0) {</w:t>
-      </w:r>
-    </w:p>
-    <w:p>
-      <w:pPr>
-        <w:rPr>
-          <w:lang w:val="en-US"/>
-        </w:rPr>
-      </w:pPr>
-      <w:r>
-        <w:rPr>
-          <w:lang w:val="en-US"/>
-        </w:rPr>
-        <w:t xml:space="preserve">            </w:t>
-      </w:r>
-      <w:proofErr w:type="spellStart"/>
-      <w:proofErr w:type="gramStart"/>
-      <w:r>
-        <w:rPr>
-          <w:lang w:val="en-US"/>
-        </w:rPr>
-        <w:t>clearInputBuffer</w:t>
-      </w:r>
-      <w:proofErr w:type="spellEnd"/>
-      <w:r>
-        <w:rPr>
-          <w:lang w:val="en-US"/>
-        </w:rPr>
-        <w:t>(</w:t>
-      </w:r>
-      <w:proofErr w:type="gramEnd"/>
-      <w:r>
-        <w:rPr>
-          <w:lang w:val="en-US"/>
-        </w:rPr>
-        <w:t>);</w:t>
-      </w:r>
-    </w:p>
-    <w:p>
-      <w:pPr>
-        <w:rPr>
-          <w:lang w:val="en-US"/>
-        </w:rPr>
-      </w:pPr>
-      <w:r>
-        <w:rPr>
-          <w:lang w:val="en-US"/>
-        </w:rPr>
-        <w:t xml:space="preserve">        }</w:t>
-      </w:r>
-    </w:p>
-    <w:p>
-      <w:pPr>
-        <w:rPr>
-          <w:lang w:val="en-US"/>
-        </w:rPr>
-      </w:pPr>
-    </w:p>
-    <w:p>
-      <w:pPr>
-        <w:rPr>
-          <w:lang w:val="en-US"/>
-        </w:rPr>
-      </w:pPr>
-      <w:r>
-        <w:rPr>
-          <w:lang w:val="en-US"/>
-        </w:rPr>
-        <w:t xml:space="preserve">        </w:t>
-      </w:r>
-      <w:proofErr w:type="spellStart"/>
-      <w:proofErr w:type="gramStart"/>
-      <w:r>
-        <w:rPr>
-          <w:lang w:val="en-US"/>
-        </w:rPr>
-        <w:t>printf</w:t>
-      </w:r>
-      <w:proofErr w:type="spellEnd"/>
-      <w:r>
-        <w:rPr>
-          <w:lang w:val="en-US"/>
-        </w:rPr>
-        <w:t>(</w:t>
-      </w:r>
-      <w:proofErr w:type="gramEnd"/>
-      <w:r>
-        <w:rPr>
-          <w:lang w:val="en-US"/>
-        </w:rPr>
-        <w:t xml:space="preserve">"  </w:t>
-      </w:r>
-      <w:r>
-        <w:t>Название</w:t>
-      </w:r>
-      <w:r>
-        <w:rPr>
-          <w:lang w:val="en-US"/>
-        </w:rPr>
-        <w:t>: ");</w:t>
-      </w:r>
-    </w:p>
-    <w:p>
-      <w:pPr>
-        <w:rPr>
-          <w:lang w:val="en-US"/>
-        </w:rPr>
-      </w:pPr>
-      <w:r>
-        <w:rPr>
-          <w:lang w:val="en-US"/>
-        </w:rPr>
-        <w:lastRenderedPageBreak/>
-        <w:t xml:space="preserve">        </w:t>
-      </w:r>
-      <w:proofErr w:type="spellStart"/>
-      <w:r>
-        <w:rPr>
-          <w:lang w:val="en-US"/>
-        </w:rPr>
-        <w:t>fgets</w:t>
-      </w:r>
-      <w:proofErr w:type="spellEnd"/>
-      <w:r>
-        <w:rPr>
-          <w:lang w:val="en-US"/>
-        </w:rPr>
-        <w:t>(</w:t>
-      </w:r>
-      <w:proofErr w:type="spellStart"/>
-      <w:r>
-        <w:rPr>
-          <w:lang w:val="en-US"/>
-        </w:rPr>
-        <w:t>arr</w:t>
-      </w:r>
-      <w:proofErr w:type="spellEnd"/>
-      <w:r>
-        <w:rPr>
-          <w:lang w:val="en-US"/>
-        </w:rPr>
-        <w:t>[</w:t>
-      </w:r>
-      <w:proofErr w:type="spellStart"/>
-      <w:r>
-        <w:rPr>
-          <w:lang w:val="en-US"/>
-        </w:rPr>
-        <w:t>i</w:t>
-      </w:r>
-      <w:proofErr w:type="spellEnd"/>
-      <w:r>
-        <w:rPr>
-          <w:lang w:val="en-US"/>
-        </w:rPr>
-        <w:t xml:space="preserve">].name, </w:t>
-      </w:r>
-      <w:proofErr w:type="spellStart"/>
-      <w:r>
-        <w:rPr>
-          <w:lang w:val="en-US"/>
-        </w:rPr>
-        <w:t>sizeof</w:t>
-      </w:r>
-      <w:proofErr w:type="spellEnd"/>
-      <w:r>
-        <w:rPr>
-          <w:lang w:val="en-US"/>
-        </w:rPr>
-        <w:t>(</w:t>
-      </w:r>
-      <w:proofErr w:type="spellStart"/>
-      <w:r>
-        <w:rPr>
-          <w:lang w:val="en-US"/>
-        </w:rPr>
-        <w:t>arr</w:t>
-      </w:r>
-      <w:proofErr w:type="spellEnd"/>
-      <w:r>
-        <w:rPr>
-          <w:lang w:val="en-US"/>
-        </w:rPr>
-        <w:t>[</w:t>
-      </w:r>
-      <w:proofErr w:type="spellStart"/>
-      <w:r>
-        <w:rPr>
-          <w:lang w:val="en-US"/>
-        </w:rPr>
-        <w:t>i</w:t>
-      </w:r>
-      <w:proofErr w:type="spellEnd"/>
-      <w:r>
-        <w:rPr>
-          <w:lang w:val="en-US"/>
-        </w:rPr>
-        <w:t>].name), stdin);</w:t>
-      </w:r>
-    </w:p>
-    <w:p>
-      <w:pPr>
-        <w:rPr>
-          <w:lang w:val="en-US"/>
-        </w:rPr>
-      </w:pPr>
-      <w:r>
-        <w:rPr>
-          <w:lang w:val="en-US"/>
-        </w:rPr>
-        <w:t xml:space="preserve">        </w:t>
-      </w:r>
-      <w:proofErr w:type="spellStart"/>
-      <w:r>
-        <w:rPr>
-          <w:lang w:val="en-US"/>
-        </w:rPr>
-        <w:t>arr</w:t>
-      </w:r>
-      <w:proofErr w:type="spellEnd"/>
-      <w:r>
-        <w:rPr>
-          <w:lang w:val="en-US"/>
-        </w:rPr>
-        <w:t>[</w:t>
-      </w:r>
-      <w:proofErr w:type="spellStart"/>
-      <w:r>
-        <w:rPr>
-          <w:lang w:val="en-US"/>
-        </w:rPr>
-        <w:t>i</w:t>
-      </w:r>
-      <w:proofErr w:type="spellEnd"/>
-      <w:r>
-        <w:rPr>
-          <w:lang w:val="en-US"/>
-        </w:rPr>
-        <w:t>].name[</w:t>
-      </w:r>
-      <w:proofErr w:type="spellStart"/>
-      <w:r>
-        <w:rPr>
-          <w:lang w:val="en-US"/>
-        </w:rPr>
-        <w:t>strcspn</w:t>
-      </w:r>
-      <w:proofErr w:type="spellEnd"/>
-      <w:r>
-        <w:rPr>
-          <w:lang w:val="en-US"/>
-        </w:rPr>
-        <w:t>(</w:t>
-      </w:r>
-      <w:proofErr w:type="spellStart"/>
-      <w:r>
-        <w:rPr>
-          <w:lang w:val="en-US"/>
-        </w:rPr>
-        <w:t>arr</w:t>
-      </w:r>
-      <w:proofErr w:type="spellEnd"/>
-      <w:r>
-        <w:rPr>
-          <w:lang w:val="en-US"/>
-        </w:rPr>
-        <w:t>[</w:t>
-      </w:r>
-      <w:proofErr w:type="spellStart"/>
-      <w:r>
-        <w:rPr>
-          <w:lang w:val="en-US"/>
-        </w:rPr>
-        <w:t>i</w:t>
-      </w:r>
-      <w:proofErr w:type="spellEnd"/>
-      <w:r>
-        <w:rPr>
-          <w:lang w:val="en-US"/>
-        </w:rPr>
-        <w:t>].name, "\n")] = 0;</w:t>
-      </w:r>
-    </w:p>
-    <w:p>
-      <w:pPr>
-        <w:rPr>
-          <w:lang w:val="en-US"/>
-        </w:rPr>
-      </w:pPr>
-    </w:p>
-    <w:p>
-      <w:r>
-        <w:rPr>
-          <w:lang w:val="en-US"/>
-        </w:rPr>
-        <w:t xml:space="preserve">        </w:t>
-      </w:r>
-      <w:proofErr w:type="spellStart"/>
-      <w:proofErr w:type="gramStart"/>
-      <w:r>
-        <w:t>printf</w:t>
-      </w:r>
-      <w:proofErr w:type="spellEnd"/>
-      <w:r>
-        <w:t>(</w:t>
-      </w:r>
-      <w:proofErr w:type="gramEnd"/>
-      <w:r>
-        <w:t>"  Код профессии (число): ");</w:t>
-      </w:r>
-    </w:p>
-    <w:p>
-      <w:r>
-        <w:t xml:space="preserve">        </w:t>
-      </w:r>
-      <w:proofErr w:type="spellStart"/>
-      <w:r>
-        <w:t>scanf_</w:t>
-      </w:r>
-      <w:proofErr w:type="gramStart"/>
-      <w:r>
-        <w:t>s</w:t>
-      </w:r>
-      <w:proofErr w:type="spellEnd"/>
-      <w:r>
-        <w:t>(</w:t>
-      </w:r>
-      <w:proofErr w:type="gramEnd"/>
-      <w:r>
-        <w:t>"%d", &amp;</w:t>
-      </w:r>
-      <w:proofErr w:type="spellStart"/>
-      <w:r>
-        <w:t>arr</w:t>
-      </w:r>
-      <w:proofErr w:type="spellEnd"/>
-      <w:r>
-        <w:t>[i].</w:t>
-      </w:r>
-      <w:proofErr w:type="spellStart"/>
-      <w:r>
-        <w:t>code</w:t>
-      </w:r>
-      <w:proofErr w:type="spellEnd"/>
-      <w:r>
-        <w:t>);</w:t>
+      <w:r>
+        <w:t>printf("  Код профессии (число): ");</w:t>
+      </w:r>
+    </w:p>
+    <w:p>
+      <w:r>
+        <w:t xml:space="preserve">        scanf_s("%d", &amp;arr[i].code);</w:t>
       </w:r>
     </w:p>
     <w:p/>
@@ -1186,55 +659,39 @@
       </w:r>
     </w:p>
     <w:p>
+      <w:pPr>
+        <w:rPr>
+          <w:lang w:val="en-US"/>
+        </w:rPr>
+      </w:pPr>
       <w:r>
         <w:t xml:space="preserve">        </w:t>
       </w:r>
-      <w:proofErr w:type="spellStart"/>
-      <w:r>
-        <w:t>if</w:t>
-      </w:r>
-      <w:proofErr w:type="spellEnd"/>
-      <w:r>
-        <w:t xml:space="preserve"> (</w:t>
-      </w:r>
-      <w:proofErr w:type="spellStart"/>
-      <w:r>
-        <w:t>arr</w:t>
-      </w:r>
-      <w:proofErr w:type="spellEnd"/>
-      <w:r>
-        <w:t>[i</w:t>
-      </w:r>
-      <w:proofErr w:type="gramStart"/>
-      <w:r>
-        <w:t>].</w:t>
-      </w:r>
-      <w:proofErr w:type="spellStart"/>
-      <w:r>
-        <w:t>code</w:t>
-      </w:r>
-      <w:proofErr w:type="spellEnd"/>
-      <w:proofErr w:type="gramEnd"/>
-      <w:r>
-        <w:t xml:space="preserve"> &lt;= 0) {</w:t>
-      </w:r>
-    </w:p>
-    <w:p>
-      <w:r>
-        <w:t xml:space="preserve">            </w:t>
-      </w:r>
-      <w:proofErr w:type="spellStart"/>
-      <w:proofErr w:type="gramStart"/>
-      <w:r>
-        <w:t>printf</w:t>
-      </w:r>
-      <w:proofErr w:type="spellEnd"/>
-      <w:r>
-        <w:t>(</w:t>
-      </w:r>
-      <w:proofErr w:type="gramEnd"/>
-      <w:r>
-        <w:t>"  Внимание! Код профессии должен быть положительным числом.\n");</w:t>
+      <w:r>
+        <w:rPr>
+          <w:lang w:val="en-US"/>
+        </w:rPr>
+        <w:t>if (arr[i].code &lt;= 0) {</w:t>
+      </w:r>
+    </w:p>
+    <w:p>
+      <w:r>
+        <w:rPr>
+          <w:lang w:val="en-US"/>
+        </w:rPr>
+        <w:t xml:space="preserve">            printf("  </w:t>
+      </w:r>
+      <w:r>
+        <w:t>Внимание</w:t>
+      </w:r>
+      <w:r>
+        <w:rPr>
+          <w:lang w:val="en-US"/>
+        </w:rPr>
+        <w:t xml:space="preserve">! </w:t>
+      </w:r>
+      <w:r>
+        <w:t>Код профессии должен быть положительным числом.\n");</w:t>
       </w:r>
     </w:p>
     <w:p>
@@ -1256,233 +713,121 @@
     </w:p>
     <w:p/>
     <w:p>
+      <w:pPr>
+        <w:rPr>
+          <w:lang w:val="en-US"/>
+        </w:rPr>
+      </w:pPr>
       <w:r>
         <w:t xml:space="preserve">        </w:t>
       </w:r>
-      <w:proofErr w:type="spellStart"/>
-      <w:proofErr w:type="gramStart"/>
-      <w:r>
-        <w:t>printf</w:t>
-      </w:r>
-      <w:proofErr w:type="spellEnd"/>
-      <w:r>
-        <w:t>(</w:t>
-      </w:r>
-      <w:proofErr w:type="gramEnd"/>
-      <w:r>
-        <w:t>"  Зарплата: ");</w:t>
-      </w:r>
-    </w:p>
-    <w:p>
-      <w:r>
+      <w:r>
+        <w:rPr>
+          <w:lang w:val="en-US"/>
+        </w:rPr>
+        <w:t xml:space="preserve">printf("  </w:t>
+      </w:r>
+      <w:r>
+        <w:t>Зарплата</w:t>
+      </w:r>
+      <w:r>
+        <w:rPr>
+          <w:lang w:val="en-US"/>
+        </w:rPr>
+        <w:t>: ");</w:t>
+      </w:r>
+    </w:p>
+    <w:p>
+      <w:pPr>
+        <w:rPr>
+          <w:lang w:val="en-US"/>
+        </w:rPr>
+      </w:pPr>
+      <w:r>
+        <w:rPr>
+          <w:lang w:val="en-US"/>
+        </w:rPr>
+        <w:t xml:space="preserve">        scanf_s("%d", &amp;arr[i].specs.salary);</w:t>
+      </w:r>
+    </w:p>
+    <w:p>
+      <w:pPr>
+        <w:rPr>
+          <w:lang w:val="en-US"/>
+        </w:rPr>
+      </w:pPr>
+    </w:p>
+    <w:p>
+      <w:pPr>
+        <w:rPr>
+          <w:lang w:val="en-US"/>
+        </w:rPr>
+      </w:pPr>
+      <w:r>
+        <w:rPr>
+          <w:lang w:val="en-US"/>
+        </w:rPr>
         <w:t xml:space="preserve">        </w:t>
       </w:r>
-      <w:proofErr w:type="spellStart"/>
-      <w:r>
-        <w:t>scanf_</w:t>
-      </w:r>
-      <w:proofErr w:type="gramStart"/>
-      <w:r>
-        <w:t>s</w:t>
-      </w:r>
-      <w:proofErr w:type="spellEnd"/>
-      <w:r>
-        <w:t>(</w:t>
-      </w:r>
-      <w:proofErr w:type="gramEnd"/>
-      <w:r>
-        <w:t>"%d", &amp;</w:t>
-      </w:r>
-      <w:proofErr w:type="spellStart"/>
-      <w:r>
-        <w:t>arr</w:t>
-      </w:r>
-      <w:proofErr w:type="spellEnd"/>
-      <w:r>
-        <w:t>[i].</w:t>
-      </w:r>
-      <w:proofErr w:type="spellStart"/>
-      <w:r>
-        <w:t>specs.salary</w:t>
-      </w:r>
-      <w:proofErr w:type="spellEnd"/>
-      <w:r>
-        <w:t>);</w:t>
-      </w:r>
-    </w:p>
-    <w:p/>
-    <w:p>
-      <w:pPr>
-        <w:rPr>
-          <w:lang w:val="en-US"/>
-        </w:rPr>
-      </w:pPr>
-      <w:r>
+      <w:r>
+        <w:rPr>
+          <w:lang w:val="en-US"/>
+        </w:rPr>
+        <w:t xml:space="preserve">printf("  </w:t>
+      </w:r>
+      <w:r>
+        <w:t>Стаж</w:t>
+      </w:r>
+      <w:r>
+        <w:rPr>
+          <w:lang w:val="en-US"/>
+        </w:rPr>
+        <w:t xml:space="preserve"> (</w:t>
+      </w:r>
+      <w:r>
+        <w:t>лет</w:t>
+      </w:r>
+      <w:r>
+        <w:rPr>
+          <w:lang w:val="en-US"/>
+        </w:rPr>
+        <w:t>): ");</w:t>
+      </w:r>
+    </w:p>
+    <w:p>
+      <w:pPr>
+        <w:rPr>
+          <w:lang w:val="en-US"/>
+        </w:rPr>
+      </w:pPr>
+      <w:r>
+        <w:rPr>
+          <w:lang w:val="en-US"/>
+        </w:rPr>
+        <w:t xml:space="preserve">        scanf_s("%d", &amp;arr[i].specs.experience);</w:t>
+      </w:r>
+    </w:p>
+    <w:p>
+      <w:pPr>
+        <w:rPr>
+          <w:lang w:val="en-US"/>
+        </w:rPr>
+      </w:pPr>
+    </w:p>
+    <w:p>
+      <w:r>
+        <w:rPr>
+          <w:lang w:val="en-US"/>
+        </w:rPr>
         <w:t xml:space="preserve">        </w:t>
       </w:r>
-      <w:proofErr w:type="spellStart"/>
-      <w:proofErr w:type="gramStart"/>
-      <w:r>
-        <w:rPr>
-          <w:lang w:val="en-US"/>
-        </w:rPr>
-        <w:t>printf</w:t>
-      </w:r>
-      <w:proofErr w:type="spellEnd"/>
-      <w:r>
-        <w:rPr>
-          <w:lang w:val="en-US"/>
-        </w:rPr>
-        <w:t>(</w:t>
-      </w:r>
-      <w:proofErr w:type="gramEnd"/>
-      <w:r>
-        <w:rPr>
-          <w:lang w:val="en-US"/>
-        </w:rPr>
-        <w:t xml:space="preserve">"  </w:t>
-      </w:r>
-      <w:r>
-        <w:t>Стаж</w:t>
-      </w:r>
-      <w:r>
-        <w:rPr>
-          <w:lang w:val="en-US"/>
-        </w:rPr>
-        <w:t xml:space="preserve"> (</w:t>
-      </w:r>
-      <w:r>
-        <w:t>лет</w:t>
-      </w:r>
-      <w:r>
-        <w:rPr>
-          <w:lang w:val="en-US"/>
-        </w:rPr>
-        <w:t>): ");</w:t>
-      </w:r>
-    </w:p>
-    <w:p>
-      <w:pPr>
-        <w:rPr>
-          <w:lang w:val="en-US"/>
-        </w:rPr>
-      </w:pPr>
-      <w:r>
-        <w:rPr>
-          <w:lang w:val="en-US"/>
-        </w:rPr>
-        <w:t xml:space="preserve">        </w:t>
-      </w:r>
-      <w:proofErr w:type="spellStart"/>
-      <w:r>
-        <w:rPr>
-          <w:lang w:val="en-US"/>
-        </w:rPr>
-        <w:t>scanf_</w:t>
-      </w:r>
-      <w:proofErr w:type="gramStart"/>
-      <w:r>
-        <w:rPr>
-          <w:lang w:val="en-US"/>
-        </w:rPr>
-        <w:t>s</w:t>
-      </w:r>
-      <w:proofErr w:type="spellEnd"/>
-      <w:r>
-        <w:rPr>
-          <w:lang w:val="en-US"/>
-        </w:rPr>
-        <w:t>(</w:t>
-      </w:r>
-      <w:proofErr w:type="gramEnd"/>
-      <w:r>
-        <w:rPr>
-          <w:lang w:val="en-US"/>
-        </w:rPr>
-        <w:t>"%d", &amp;</w:t>
-      </w:r>
-      <w:proofErr w:type="spellStart"/>
-      <w:r>
-        <w:rPr>
-          <w:lang w:val="en-US"/>
-        </w:rPr>
-        <w:t>arr</w:t>
-      </w:r>
-      <w:proofErr w:type="spellEnd"/>
-      <w:r>
-        <w:rPr>
-          <w:lang w:val="en-US"/>
-        </w:rPr>
-        <w:t>[</w:t>
-      </w:r>
-      <w:proofErr w:type="spellStart"/>
-      <w:r>
-        <w:rPr>
-          <w:lang w:val="en-US"/>
-        </w:rPr>
-        <w:t>i</w:t>
-      </w:r>
-      <w:proofErr w:type="spellEnd"/>
-      <w:r>
-        <w:rPr>
-          <w:lang w:val="en-US"/>
-        </w:rPr>
-        <w:t>].</w:t>
-      </w:r>
-      <w:proofErr w:type="spellStart"/>
-      <w:r>
-        <w:rPr>
-          <w:lang w:val="en-US"/>
-        </w:rPr>
-        <w:t>specs.experience</w:t>
-      </w:r>
-      <w:proofErr w:type="spellEnd"/>
-      <w:r>
-        <w:rPr>
-          <w:lang w:val="en-US"/>
-        </w:rPr>
-        <w:t>);</w:t>
-      </w:r>
-    </w:p>
-    <w:p>
-      <w:pPr>
-        <w:rPr>
-          <w:lang w:val="en-US"/>
-        </w:rPr>
-      </w:pPr>
-    </w:p>
-    <w:p>
-      <w:r>
-        <w:rPr>
-          <w:lang w:val="en-US"/>
-        </w:rPr>
-        <w:t xml:space="preserve">        </w:t>
-      </w:r>
-      <w:proofErr w:type="spellStart"/>
-      <w:r>
-        <w:t>if</w:t>
-      </w:r>
-      <w:proofErr w:type="spellEnd"/>
-      <w:r>
-        <w:t xml:space="preserve"> (i == n - 1) {</w:t>
-      </w:r>
-    </w:p>
-    <w:p>
-      <w:r>
-        <w:t xml:space="preserve">            </w:t>
-      </w:r>
-      <w:proofErr w:type="spellStart"/>
-      <w:proofErr w:type="gramStart"/>
-      <w:r>
-        <w:t>clearInputBuffer</w:t>
-      </w:r>
-      <w:proofErr w:type="spellEnd"/>
-      <w:r>
-        <w:t>(</w:t>
-      </w:r>
-      <w:proofErr w:type="gramEnd"/>
-      <w:r>
-        <w:t>);</w:t>
+      <w:r>
+        <w:t>if (i == n - 1) {</w:t>
+      </w:r>
+    </w:p>
+    <w:p>
+      <w:r>
+        <w:t xml:space="preserve">            clearInputBuffer();</w:t>
       </w:r>
     </w:p>
     <w:p>
@@ -1520,47 +865,13 @@
       </w:r>
     </w:p>
     <w:p>
-      <w:proofErr w:type="spellStart"/>
-      <w:r>
-        <w:t>struct</w:t>
-      </w:r>
-      <w:proofErr w:type="spellEnd"/>
-      <w:r>
-        <w:t xml:space="preserve"> </w:t>
-      </w:r>
-      <w:proofErr w:type="spellStart"/>
-      <w:r>
-        <w:t>structure</w:t>
-      </w:r>
-      <w:proofErr w:type="spellEnd"/>
-      <w:r>
-        <w:t xml:space="preserve"> {</w:t>
-      </w:r>
-    </w:p>
-    <w:p>
-      <w:r>
-        <w:t xml:space="preserve">    </w:t>
-      </w:r>
-      <w:proofErr w:type="spellStart"/>
-      <w:r>
-        <w:t>int</w:t>
-      </w:r>
-      <w:proofErr w:type="spellEnd"/>
-      <w:r>
-        <w:t xml:space="preserve"> </w:t>
-      </w:r>
-      <w:proofErr w:type="spellStart"/>
-      <w:proofErr w:type="gramStart"/>
-      <w:r>
-        <w:t>number</w:t>
-      </w:r>
-      <w:proofErr w:type="spellEnd"/>
-      <w:r>
-        <w:t xml:space="preserve">;   </w:t>
-      </w:r>
-      <w:proofErr w:type="gramEnd"/>
-      <w:r>
-        <w:t xml:space="preserve">        </w:t>
+      <w:r>
+        <w:t>struct structure {</w:t>
+      </w:r>
+    </w:p>
+    <w:p>
+      <w:r>
+        <w:t xml:space="preserve">    int number;           </w:t>
       </w:r>
       <w:r>
         <w:rPr>
@@ -1573,28 +884,7 @@
     <w:p>
       <w:r>
         <w:lastRenderedPageBreak/>
-        <w:t xml:space="preserve">    </w:t>
-      </w:r>
-      <w:proofErr w:type="spellStart"/>
-      <w:r>
-        <w:t>char</w:t>
-      </w:r>
-      <w:proofErr w:type="spellEnd"/>
-      <w:r>
-        <w:t xml:space="preserve"> </w:t>
-      </w:r>
-      <w:proofErr w:type="spellStart"/>
-      <w:proofErr w:type="gramStart"/>
-      <w:r>
-        <w:t>name</w:t>
-      </w:r>
-      <w:proofErr w:type="spellEnd"/>
-      <w:r>
-        <w:t>[</w:t>
-      </w:r>
-      <w:proofErr w:type="gramEnd"/>
-      <w:r>
-        <w:t xml:space="preserve">50];        </w:t>
+        <w:t xml:space="preserve">    char name[50];        </w:t>
       </w:r>
       <w:r>
         <w:rPr>
@@ -1606,28 +896,7 @@
     </w:p>
     <w:p>
       <w:r>
-        <w:t xml:space="preserve">    </w:t>
-      </w:r>
-      <w:proofErr w:type="spellStart"/>
-      <w:r>
-        <w:t>int</w:t>
-      </w:r>
-      <w:proofErr w:type="spellEnd"/>
-      <w:r>
-        <w:t xml:space="preserve"> </w:t>
-      </w:r>
-      <w:proofErr w:type="spellStart"/>
-      <w:proofErr w:type="gramStart"/>
-      <w:r>
-        <w:t>code</w:t>
-      </w:r>
-      <w:proofErr w:type="spellEnd"/>
-      <w:r>
-        <w:t xml:space="preserve">;   </w:t>
-      </w:r>
-      <w:proofErr w:type="gramEnd"/>
-      <w:r>
-        <w:t xml:space="preserve">          </w:t>
+        <w:t xml:space="preserve">    int code;             </w:t>
       </w:r>
       <w:r>
         <w:rPr>
@@ -1639,23 +908,7 @@
     </w:p>
     <w:p>
       <w:r>
-        <w:t xml:space="preserve">    </w:t>
-      </w:r>
-      <w:proofErr w:type="spellStart"/>
-      <w:r>
-        <w:t>struct</w:t>
-      </w:r>
-      <w:proofErr w:type="spellEnd"/>
-      <w:r>
-        <w:t xml:space="preserve"> details67 </w:t>
-      </w:r>
-      <w:proofErr w:type="spellStart"/>
-      <w:r>
-        <w:t>specs</w:t>
-      </w:r>
-      <w:proofErr w:type="spellEnd"/>
-      <w:r>
-        <w:t xml:space="preserve">; </w:t>
+        <w:t xml:space="preserve">    struct details67 specs; </w:t>
       </w:r>
       <w:r>
         <w:rPr>
@@ -1686,46 +939,15 @@
       </w:r>
     </w:p>
     <w:p>
-      <w:pPr>
-        <w:rPr>
-          <w:lang w:val="en-US"/>
-        </w:rPr>
-      </w:pPr>
       <w:r>
         <w:t>После внесения изменений я зафиксировал их с осмысленным сообщением:</w:t>
       </w:r>
     </w:p>
     <w:p>
-      <w:pPr>
-        <w:rPr>
-          <w:lang w:val="en-US"/>
-        </w:rPr>
-      </w:pPr>
-      <w:proofErr w:type="spellStart"/>
-      <w:r>
-        <w:t>git</w:t>
-      </w:r>
-      <w:proofErr w:type="spellEnd"/>
-      <w:r>
-        <w:t xml:space="preserve"> </w:t>
-      </w:r>
-      <w:proofErr w:type="spellStart"/>
-      <w:r>
-        <w:t>add</w:t>
-      </w:r>
-      <w:proofErr w:type="spellEnd"/>
-      <w:r>
-        <w:t xml:space="preserve"> </w:t>
-      </w:r>
-      <w:proofErr w:type="spellStart"/>
-      <w:r>
-        <w:t>lab</w:t>
-      </w:r>
-      <w:proofErr w:type="spellEnd"/>
-      <w:r>
-        <w:rPr>
-          <w:lang w:val="en-US"/>
-        </w:rPr>
+      <w:r>
+        <w:t>git add lab</w:t>
+      </w:r>
+      <w:r>
         <w:t>9</w:t>
       </w:r>
       <w:r>
@@ -1739,26 +961,8 @@
       </w:r>
     </w:p>
     <w:p>
-      <w:pPr>
-        <w:rPr>
-          <w:lang w:val="en-US"/>
-        </w:rPr>
-      </w:pPr>
-      <w:proofErr w:type="spellStart"/>
-      <w:r>
-        <w:t>git</w:t>
-      </w:r>
-      <w:proofErr w:type="spellEnd"/>
-      <w:r>
-        <w:t xml:space="preserve"> </w:t>
-      </w:r>
-      <w:proofErr w:type="spellStart"/>
-      <w:r>
-        <w:t>commit</w:t>
-      </w:r>
-      <w:proofErr w:type="spellEnd"/>
-      <w:r>
-        <w:t xml:space="preserve"> -m "Добавлена проверка положительности кода профессии, исправлена структура, добавлен комментарий"</w:t>
+      <w:r>
+        <w:t>git commit -m "Добавлена проверка положительности кода профессии, исправлена структура, добавлен комментарий"</w:t>
       </w:r>
     </w:p>
     <w:p>
@@ -1770,6 +974,7 @@
       </w:pPr>
       <w:r>
         <w:rPr>
+          <w:noProof/>
           <w:lang w:val="en-US"/>
         </w:rPr>
         <w:drawing>
@@ -1812,9 +1017,6 @@
     <w:p>
       <w:pPr>
         <w:jc w:val="center"/>
-        <w:rPr>
-          <w:lang w:val="en-US"/>
-        </w:rPr>
       </w:pPr>
       <w:r>
         <w:rPr>
@@ -1840,70 +1042,27 @@
       </w:r>
     </w:p>
     <w:p>
-      <w:pPr>
-        <w:rPr>
-          <w:lang w:val="en-US"/>
-        </w:rPr>
-      </w:pPr>
-      <w:r>
-        <w:t xml:space="preserve">Я создал файл 3.docx, в котором описал свои действия и добавил скриншоты (в том числе из консоли </w:t>
-      </w:r>
-      <w:proofErr w:type="spellStart"/>
-      <w:r>
-        <w:t>git</w:t>
-      </w:r>
-      <w:proofErr w:type="spellEnd"/>
-      <w:r>
-        <w:t>).</w:t>
-      </w:r>
-    </w:p>
-    <w:p>
-      <w:proofErr w:type="spellStart"/>
-      <w:r>
-        <w:t>git</w:t>
-      </w:r>
-      <w:proofErr w:type="spellEnd"/>
-      <w:r>
-        <w:t xml:space="preserve"> </w:t>
-      </w:r>
-      <w:proofErr w:type="spellStart"/>
-      <w:r>
-        <w:t>add</w:t>
-      </w:r>
-      <w:proofErr w:type="spellEnd"/>
-      <w:r>
-        <w:t xml:space="preserve"> 3.docx</w:t>
-      </w:r>
-    </w:p>
-    <w:p>
-      <w:pPr>
-        <w:rPr>
-          <w:lang w:val="en-US"/>
-        </w:rPr>
-      </w:pPr>
-      <w:proofErr w:type="spellStart"/>
-      <w:r>
-        <w:t>git</w:t>
-      </w:r>
-      <w:proofErr w:type="spellEnd"/>
-      <w:r>
-        <w:t xml:space="preserve"> </w:t>
-      </w:r>
-      <w:proofErr w:type="spellStart"/>
-      <w:r>
-        <w:t>commit</w:t>
-      </w:r>
-      <w:proofErr w:type="spellEnd"/>
-      <w:r>
-        <w:t xml:space="preserve"> -m "Добавлен отчёт студента </w:t>
-      </w:r>
-      <w:proofErr w:type="spellStart"/>
-      <w:r>
-        <w:t>Averin</w:t>
-      </w:r>
-      <w:proofErr w:type="spellEnd"/>
-      <w:r>
-        <w:t>"</w:t>
+      <w:r>
+        <w:t>Я создал файл 3.docx, в котором описал свои действия и добавил скриншоты (в том числе из консоли git).</w:t>
+      </w:r>
+    </w:p>
+    <w:p>
+      <w:r>
+        <w:t>git add 3</w:t>
+      </w:r>
+      <w:r>
+        <w:rPr>
+          <w:lang w:val="en-US"/>
+        </w:rPr>
+        <w:t>s</w:t>
+      </w:r>
+      <w:r>
+        <w:t>.docx</w:t>
+      </w:r>
+    </w:p>
+    <w:p>
+      <w:r>
+        <w:t>git commit -m "Добавлен отчёт студента Averin"</w:t>
       </w:r>
     </w:p>
     <w:p>
@@ -1918,10 +1077,10 @@
           <w:lang w:val="en-US"/>
         </w:rPr>
         <w:drawing>
-          <wp:inline distT="0" distB="0" distL="0" distR="0" wp14:anchorId="0CE32A12" wp14:editId="01D1BB93">
-            <wp:extent cx="3505200" cy="1276350"/>
-            <wp:effectExtent l="0" t="0" r="0" b="0"/>
-            <wp:docPr id="5" name="Рисунок 5"/>
+          <wp:inline distT="0" distB="0" distL="0" distR="0" wp14:anchorId="35805D44" wp14:editId="1886DB0A">
+            <wp:extent cx="3552825" cy="371475"/>
+            <wp:effectExtent l="0" t="0" r="9525" b="9525"/>
+            <wp:docPr id="10" name="Рисунок 10"/>
             <wp:cNvGraphicFramePr>
               <a:graphicFrameLocks xmlns:a="http://schemas.openxmlformats.org/drawingml/2006/main" noChangeAspect="1"/>
             </wp:cNvGraphicFramePr>
@@ -1941,7 +1100,7 @@
                   <pic:spPr>
                     <a:xfrm>
                       <a:off x="0" y="0"/>
-                      <a:ext cx="3505200" cy="1276350"/>
+                      <a:ext cx="3552825" cy="371475"/>
                     </a:xfrm>
                     <a:prstGeom prst="rect">
                       <a:avLst/>
@@ -1963,92 +1122,13 @@
       </w:pPr>
       <w:r>
         <w:rPr>
-          <w:i/>
-          <w:iCs/>
-        </w:rPr>
-        <w:t>[Скриншот: коммит файла отчёта]</w:t>
-      </w:r>
-    </w:p>
-    <w:p>
-      <w:pPr>
-        <w:rPr>
-          <w:b/>
-          <w:bCs/>
-        </w:rPr>
-      </w:pPr>
-      <w:r>
-        <w:rPr>
-          <w:b/>
-          <w:bCs/>
-        </w:rPr>
-        <w:t xml:space="preserve">4.5 Отправка ветки на </w:t>
-      </w:r>
-      <w:proofErr w:type="spellStart"/>
-      <w:r>
-        <w:rPr>
-          <w:b/>
-          <w:bCs/>
-        </w:rPr>
-        <w:t>GitHub</w:t>
-      </w:r>
-      <w:proofErr w:type="spellEnd"/>
-    </w:p>
-    <w:p>
-      <w:pPr>
-        <w:rPr>
-          <w:lang w:val="en-US"/>
-        </w:rPr>
-      </w:pPr>
-      <w:r>
-        <w:t>Чтобы мои изменения сохранились на удалённом сервере, я отправил ветку </w:t>
-      </w:r>
-      <w:proofErr w:type="spellStart"/>
-      <w:r>
-        <w:t>Averin</w:t>
-      </w:r>
-      <w:proofErr w:type="spellEnd"/>
-      <w:r>
-        <w:t> в репозиторий:</w:t>
-      </w:r>
-    </w:p>
-    <w:p>
-      <w:pPr>
-        <w:rPr>
-          <w:lang w:val="en-US"/>
-        </w:rPr>
-      </w:pPr>
-      <w:r>
-        <w:rPr>
-          <w:lang w:val="en-US"/>
-        </w:rPr>
-        <w:t xml:space="preserve">git push origin </w:t>
-      </w:r>
-      <w:proofErr w:type="spellStart"/>
-      <w:r>
-        <w:rPr>
-          <w:lang w:val="en-US"/>
-        </w:rPr>
-        <w:t>Averin</w:t>
-      </w:r>
-      <w:proofErr w:type="spellEnd"/>
-    </w:p>
-    <w:p>
-      <w:pPr>
-        <w:jc w:val="center"/>
-        <w:rPr>
-          <w:lang w:val="en-US"/>
-        </w:rPr>
-      </w:pPr>
-      <w:r>
-        <w:rPr>
-          <w:lang w:val="en-US"/>
-        </w:rPr>
-        <w:lastRenderedPageBreak/>
+          <w:lang w:val="en-US"/>
+        </w:rPr>
         <w:drawing>
-          <wp:inline distT="0" distB="0" distL="0" distR="0" wp14:anchorId="1856D0E5" wp14:editId="5598A706">
-            <wp:extent cx="4743450" cy="1914525"/>
+          <wp:inline distT="0" distB="0" distL="0" distR="0" wp14:anchorId="2060BBD7" wp14:editId="3A12EE23">
+            <wp:extent cx="3467100" cy="733425"/>
             <wp:effectExtent l="0" t="0" r="0" b="9525"/>
-            <wp:docPr id="6" name="Рисунок 6"/>
+            <wp:docPr id="11" name="Рисунок 11"/>
             <wp:cNvGraphicFramePr>
               <a:graphicFrameLocks xmlns:a="http://schemas.openxmlformats.org/drawingml/2006/main" noChangeAspect="1"/>
             </wp:cNvGraphicFramePr>
@@ -2068,7 +1148,7 @@
                   <pic:spPr>
                     <a:xfrm>
                       <a:off x="0" y="0"/>
-                      <a:ext cx="4743450" cy="1914525"/>
+                      <a:ext cx="3467100" cy="733425"/>
                     </a:xfrm>
                     <a:prstGeom prst="rect">
                       <a:avLst/>
@@ -2084,87 +1164,13 @@
     <w:p>
       <w:pPr>
         <w:jc w:val="center"/>
-        <w:rPr>
-          <w:lang w:val="en-US"/>
-        </w:rPr>
       </w:pPr>
       <w:r>
         <w:rPr>
           <w:i/>
           <w:iCs/>
-          <w:lang w:val="en-US"/>
-        </w:rPr>
-        <w:t>[</w:t>
-      </w:r>
-      <w:r>
-        <w:rPr>
-          <w:i/>
-          <w:iCs/>
-        </w:rPr>
-        <w:t>Скриншот</w:t>
-      </w:r>
-      <w:r>
-        <w:rPr>
-          <w:i/>
-          <w:iCs/>
-          <w:lang w:val="en-US"/>
-        </w:rPr>
-        <w:t xml:space="preserve">: </w:t>
-      </w:r>
-      <w:r>
-        <w:rPr>
-          <w:i/>
-          <w:iCs/>
-        </w:rPr>
-        <w:t>успешный</w:t>
-      </w:r>
-      <w:r>
-        <w:rPr>
-          <w:i/>
-          <w:iCs/>
-          <w:lang w:val="en-US"/>
-        </w:rPr>
-        <w:t xml:space="preserve"> push </w:t>
-      </w:r>
-      <w:r>
-        <w:rPr>
-          <w:i/>
-          <w:iCs/>
-        </w:rPr>
-        <w:t>ветки</w:t>
-      </w:r>
-      <w:r>
-        <w:rPr>
-          <w:i/>
-          <w:iCs/>
-          <w:lang w:val="en-US"/>
-        </w:rPr>
-        <w:t xml:space="preserve"> </w:t>
-      </w:r>
-      <w:proofErr w:type="spellStart"/>
-      <w:r>
-        <w:rPr>
-          <w:i/>
-          <w:iCs/>
-          <w:lang w:val="en-US"/>
-        </w:rPr>
-        <w:t>Averin</w:t>
-      </w:r>
-      <w:proofErr w:type="spellEnd"/>
-      <w:r>
-        <w:rPr>
-          <w:i/>
-          <w:iCs/>
-          <w:lang w:val="en-US"/>
-        </w:rPr>
-        <w:t>]</w:t>
-      </w:r>
-    </w:p>
-    <w:p>
-      <w:r>
-        <w:pict w14:anchorId="1CD9FF0D">
-          <v:rect id="_x0000_i1089" style="width:0;height:.75pt" o:hralign="center" o:hrstd="t" o:hr="t" fillcolor="#a0a0a0" stroked="f"/>
-        </w:pict>
+        </w:rPr>
+        <w:t>[Скриншот: коммит файла отчёта]</w:t>
       </w:r>
     </w:p>
     <w:p>
@@ -2179,77 +1185,44 @@
           <w:b/>
           <w:bCs/>
         </w:rPr>
-        <w:t xml:space="preserve">5. Слияние с веткой </w:t>
-      </w:r>
-      <w:proofErr w:type="spellStart"/>
-      <w:r>
-        <w:rPr>
-          <w:b/>
-          <w:bCs/>
-        </w:rPr>
-        <w:t>master</w:t>
-      </w:r>
-      <w:proofErr w:type="spellEnd"/>
-    </w:p>
-    <w:p>
-      <w:r>
-        <w:t>После того как координатор проверил мои изменения и дал разрешение на слияние, я выполнил следующие шаги:</w:t>
-      </w:r>
-    </w:p>
-    <w:p>
-      <w:pPr>
-        <w:numPr>
-          <w:ilvl w:val="0"/>
-          <w:numId w:val="5"/>
-        </w:numPr>
-      </w:pPr>
-      <w:r>
-        <w:rPr>
-          <w:b/>
-          <w:bCs/>
-        </w:rPr>
-        <w:t>Обновил локальную ветку </w:t>
-      </w:r>
-      <w:proofErr w:type="spellStart"/>
-      <w:r>
-        <w:t>master</w:t>
-      </w:r>
-      <w:proofErr w:type="spellEnd"/>
-      <w:r>
-        <w:t> (на случай, если за время работы в неё были добавлены изменения от других участников):</w:t>
-      </w:r>
-    </w:p>
-    <w:p>
-      <w:pPr>
-        <w:rPr>
-          <w:lang w:val="en-US"/>
-        </w:rPr>
-      </w:pPr>
-      <w:r>
-        <w:rPr>
-          <w:lang w:val="en-US"/>
-        </w:rPr>
-        <w:t>git checkout master</w:t>
-      </w:r>
-    </w:p>
-    <w:p>
-      <w:r>
-        <w:rPr>
-          <w:lang w:val="en-US"/>
-        </w:rPr>
-        <w:t>git pull origin master</w:t>
+        <w:t>4.5 Отправка ветки на GitHub</w:t>
+      </w:r>
+    </w:p>
+    <w:p>
+      <w:r>
+        <w:t>Чтобы мои изменения сохранились на удалённом сервере, я отправил ветку Averin в репозиторий:</w:t>
+      </w:r>
+    </w:p>
+    <w:p>
+      <w:pPr>
+        <w:rPr>
+          <w:lang w:val="en-US"/>
+        </w:rPr>
+      </w:pPr>
+      <w:r>
+        <w:rPr>
+          <w:lang w:val="en-US"/>
+        </w:rPr>
+        <w:t>git push origin Averin</w:t>
       </w:r>
     </w:p>
     <w:p>
       <w:pPr>
         <w:jc w:val="center"/>
-      </w:pPr>
-      <w:r>
+        <w:rPr>
+          <w:lang w:val="en-US"/>
+        </w:rPr>
+      </w:pPr>
+      <w:r>
+        <w:rPr>
+          <w:lang w:val="en-US"/>
+        </w:rPr>
+        <w:lastRenderedPageBreak/>
         <w:drawing>
-          <wp:inline distT="0" distB="0" distL="0" distR="0" wp14:anchorId="75AC8D9C" wp14:editId="1DE00280">
-            <wp:extent cx="4419600" cy="3808632"/>
-            <wp:effectExtent l="0" t="0" r="0" b="1905"/>
-            <wp:docPr id="7" name="Рисунок 7"/>
+          <wp:inline distT="0" distB="0" distL="0" distR="0" wp14:anchorId="7DD03DB5" wp14:editId="38DC36E6">
+            <wp:extent cx="4257675" cy="1247775"/>
+            <wp:effectExtent l="0" t="0" r="9525" b="9525"/>
+            <wp:docPr id="12" name="Рисунок 12"/>
             <wp:cNvGraphicFramePr>
               <a:graphicFrameLocks xmlns:a="http://schemas.openxmlformats.org/drawingml/2006/main" noChangeAspect="1"/>
             </wp:cNvGraphicFramePr>
@@ -2269,7 +1242,7 @@
                   <pic:spPr>
                     <a:xfrm>
                       <a:off x="0" y="0"/>
-                      <a:ext cx="4421840" cy="3810562"/>
+                      <a:ext cx="4257675" cy="1247775"/>
                     </a:xfrm>
                     <a:prstGeom prst="rect">
                       <a:avLst/>
@@ -2284,6 +1257,94 @@
     </w:p>
     <w:p>
       <w:pPr>
+        <w:jc w:val="center"/>
+        <w:rPr>
+          <w:lang w:val="en-US"/>
+        </w:rPr>
+      </w:pPr>
+      <w:r>
+        <w:rPr>
+          <w:i/>
+          <w:iCs/>
+          <w:lang w:val="en-US"/>
+        </w:rPr>
+        <w:t>[</w:t>
+      </w:r>
+      <w:r>
+        <w:rPr>
+          <w:i/>
+          <w:iCs/>
+        </w:rPr>
+        <w:t>Скриншот</w:t>
+      </w:r>
+      <w:r>
+        <w:rPr>
+          <w:i/>
+          <w:iCs/>
+          <w:lang w:val="en-US"/>
+        </w:rPr>
+        <w:t xml:space="preserve">: </w:t>
+      </w:r>
+      <w:r>
+        <w:rPr>
+          <w:i/>
+          <w:iCs/>
+        </w:rPr>
+        <w:t>успешный</w:t>
+      </w:r>
+      <w:r>
+        <w:rPr>
+          <w:i/>
+          <w:iCs/>
+          <w:lang w:val="en-US"/>
+        </w:rPr>
+        <w:t xml:space="preserve"> push </w:t>
+      </w:r>
+      <w:r>
+        <w:rPr>
+          <w:i/>
+          <w:iCs/>
+        </w:rPr>
+        <w:t>ветки</w:t>
+      </w:r>
+      <w:r>
+        <w:rPr>
+          <w:i/>
+          <w:iCs/>
+          <w:lang w:val="en-US"/>
+        </w:rPr>
+        <w:t xml:space="preserve"> Averin]</w:t>
+      </w:r>
+    </w:p>
+    <w:p>
+      <w:r>
+        <w:pict w14:anchorId="1CD9FF0D">
+          <v:rect id="_x0000_i1026" style="width:0;height:.75pt" o:hralign="center" o:hrstd="t" o:hr="t" fillcolor="#a0a0a0" stroked="f"/>
+        </w:pict>
+      </w:r>
+    </w:p>
+    <w:p>
+      <w:pPr>
+        <w:rPr>
+          <w:b/>
+          <w:bCs/>
+        </w:rPr>
+      </w:pPr>
+      <w:r>
+        <w:rPr>
+          <w:b/>
+          <w:bCs/>
+        </w:rPr>
+        <w:t>5. Слияние с веткой master</w:t>
+      </w:r>
+    </w:p>
+    <w:p>
+      <w:r>
+        <w:t>После того как координатор проверил мои изменения и дал разрешение на слияние, я выполнил следующие шаги:</w:t>
+      </w:r>
+    </w:p>
+    <w:p>
+      <w:pPr>
         <w:numPr>
           <w:ilvl w:val="0"/>
           <w:numId w:val="5"/>
@@ -2294,63 +1355,51 @@
           <w:b/>
           <w:bCs/>
         </w:rPr>
-        <w:t>Выполнил слияние своей ветки </w:t>
-      </w:r>
-      <w:proofErr w:type="spellStart"/>
-      <w:r>
-        <w:t>Averin</w:t>
-      </w:r>
-      <w:proofErr w:type="spellEnd"/>
-      <w:r>
-        <w:rPr>
-          <w:b/>
-          <w:bCs/>
-        </w:rPr>
-        <w:t> в </w:t>
-      </w:r>
-      <w:proofErr w:type="spellStart"/>
-      <w:r>
-        <w:t>master</w:t>
-      </w:r>
-      <w:proofErr w:type="spellEnd"/>
-      <w:r>
-        <w:t>:</w:t>
-      </w:r>
-    </w:p>
-    <w:p>
-      <w:proofErr w:type="spellStart"/>
-      <w:r>
-        <w:t>git</w:t>
-      </w:r>
-      <w:proofErr w:type="spellEnd"/>
-      <w:r>
-        <w:t xml:space="preserve"> </w:t>
-      </w:r>
-      <w:proofErr w:type="spellStart"/>
-      <w:r>
-        <w:t>merge</w:t>
-      </w:r>
-      <w:proofErr w:type="spellEnd"/>
-      <w:r>
-        <w:t xml:space="preserve"> </w:t>
-      </w:r>
-      <w:proofErr w:type="spellStart"/>
-      <w:r>
-        <w:t>Averin</w:t>
-      </w:r>
-      <w:proofErr w:type="spellEnd"/>
+        <w:t>Обновил локальную ветку </w:t>
+      </w:r>
+      <w:r>
+        <w:t>master (на случай, если за время работы в неё были добавлены изменения от других участников):</w:t>
+      </w:r>
+    </w:p>
+    <w:p>
+      <w:pPr>
+        <w:rPr>
+          <w:lang w:val="en-US"/>
+        </w:rPr>
+      </w:pPr>
+      <w:r>
+        <w:rPr>
+          <w:lang w:val="en-US"/>
+        </w:rPr>
+        <w:t>git checkout master</w:t>
+      </w:r>
+    </w:p>
+    <w:p>
+      <w:pPr>
+        <w:rPr>
+          <w:lang w:val="en-US"/>
+        </w:rPr>
+      </w:pPr>
+      <w:r>
+        <w:rPr>
+          <w:lang w:val="en-US"/>
+        </w:rPr>
+        <w:t>git pull origin master</w:t>
+      </w:r>
     </w:p>
     <w:p>
       <w:pPr>
         <w:jc w:val="center"/>
       </w:pPr>
       <w:r>
-        <w:lastRenderedPageBreak/>
+        <w:rPr>
+          <w:noProof/>
+        </w:rPr>
         <w:drawing>
-          <wp:inline distT="0" distB="0" distL="0" distR="0" wp14:anchorId="028B2858" wp14:editId="2F976B4C">
-            <wp:extent cx="4352925" cy="1409700"/>
-            <wp:effectExtent l="0" t="0" r="9525" b="0"/>
-            <wp:docPr id="8" name="Рисунок 8"/>
+          <wp:inline distT="0" distB="0" distL="0" distR="0" wp14:anchorId="75AC8D9C" wp14:editId="1DE00280">
+            <wp:extent cx="4419600" cy="3808632"/>
+            <wp:effectExtent l="0" t="0" r="0" b="1905"/>
+            <wp:docPr id="7" name="Рисунок 7"/>
             <wp:cNvGraphicFramePr>
               <a:graphicFrameLocks xmlns:a="http://schemas.openxmlformats.org/drawingml/2006/main" noChangeAspect="1"/>
             </wp:cNvGraphicFramePr>
@@ -2370,7 +1419,7 @@
                   <pic:spPr>
                     <a:xfrm>
                       <a:off x="0" y="0"/>
-                      <a:ext cx="4352925" cy="1409700"/>
+                      <a:ext cx="4421840" cy="3810562"/>
                     </a:xfrm>
                     <a:prstGeom prst="rect">
                       <a:avLst/>
@@ -2395,39 +1444,25 @@
           <w:b/>
           <w:bCs/>
         </w:rPr>
-        <w:t>Отправил обновлённую ветку </w:t>
-      </w:r>
-      <w:proofErr w:type="spellStart"/>
-      <w:r>
-        <w:t>master</w:t>
-      </w:r>
-      <w:proofErr w:type="spellEnd"/>
+        <w:t>Выполнил слияние своей ветки </w:t>
+      </w:r>
+      <w:r>
+        <w:t>Averin</w:t>
+      </w:r>
       <w:r>
         <w:rPr>
           <w:b/>
           <w:bCs/>
         </w:rPr>
-        <w:t xml:space="preserve"> на </w:t>
-      </w:r>
-      <w:proofErr w:type="spellStart"/>
-      <w:r>
-        <w:rPr>
-          <w:b/>
-          <w:bCs/>
-        </w:rPr>
-        <w:t>GitHub</w:t>
-      </w:r>
-      <w:proofErr w:type="spellEnd"/>
-      <w:r>
-        <w:t>:</w:t>
-      </w:r>
-    </w:p>
-    <w:p>
-      <w:r>
-        <w:rPr>
-          <w:lang w:val="en-US"/>
-        </w:rPr>
-        <w:t>git push origin master</w:t>
+        <w:t> в </w:t>
+      </w:r>
+      <w:r>
+        <w:t>master:</w:t>
+      </w:r>
+    </w:p>
+    <w:p>
+      <w:r>
+        <w:t>git merge Averin</w:t>
       </w:r>
     </w:p>
     <w:p>
@@ -2435,11 +1470,15 @@
         <w:jc w:val="center"/>
       </w:pPr>
       <w:r>
+        <w:rPr>
+          <w:noProof/>
+        </w:rPr>
+        <w:lastRenderedPageBreak/>
         <w:drawing>
-          <wp:inline distT="0" distB="0" distL="0" distR="0" wp14:anchorId="11936BB2" wp14:editId="5F974EA6">
-            <wp:extent cx="4314825" cy="581025"/>
-            <wp:effectExtent l="0" t="0" r="9525" b="9525"/>
-            <wp:docPr id="9" name="Рисунок 9"/>
+          <wp:inline distT="0" distB="0" distL="0" distR="0" wp14:anchorId="028B2858" wp14:editId="2F976B4C">
+            <wp:extent cx="4352925" cy="1409700"/>
+            <wp:effectExtent l="0" t="0" r="9525" b="0"/>
+            <wp:docPr id="8" name="Рисунок 8"/>
             <wp:cNvGraphicFramePr>
               <a:graphicFrameLocks xmlns:a="http://schemas.openxmlformats.org/drawingml/2006/main" noChangeAspect="1"/>
             </wp:cNvGraphicFramePr>
@@ -2459,6 +1498,87 @@
                   <pic:spPr>
                     <a:xfrm>
                       <a:off x="0" y="0"/>
+                      <a:ext cx="4352925" cy="1409700"/>
+                    </a:xfrm>
+                    <a:prstGeom prst="rect">
+                      <a:avLst/>
+                    </a:prstGeom>
+                  </pic:spPr>
+                </pic:pic>
+              </a:graphicData>
+            </a:graphic>
+          </wp:inline>
+        </w:drawing>
+      </w:r>
+    </w:p>
+    <w:p>
+      <w:pPr>
+        <w:numPr>
+          <w:ilvl w:val="0"/>
+          <w:numId w:val="5"/>
+        </w:numPr>
+      </w:pPr>
+      <w:r>
+        <w:rPr>
+          <w:b/>
+          <w:bCs/>
+        </w:rPr>
+        <w:t>Отправил обновлённую ветку </w:t>
+      </w:r>
+      <w:r>
+        <w:t>master</w:t>
+      </w:r>
+      <w:r>
+        <w:rPr>
+          <w:b/>
+          <w:bCs/>
+        </w:rPr>
+        <w:t> на GitHub</w:t>
+      </w:r>
+      <w:r>
+        <w:t>:</w:t>
+      </w:r>
+    </w:p>
+    <w:p>
+      <w:r>
+        <w:rPr>
+          <w:lang w:val="en-US"/>
+        </w:rPr>
+        <w:t>git push origin master</w:t>
+      </w:r>
+    </w:p>
+    <w:p>
+      <w:pPr>
+        <w:jc w:val="center"/>
+      </w:pPr>
+      <w:r>
+        <w:rPr>
+          <w:noProof/>
+        </w:rPr>
+        <w:drawing>
+          <wp:inline distT="0" distB="0" distL="0" distR="0" wp14:anchorId="11936BB2" wp14:editId="5F974EA6">
+            <wp:extent cx="4314825" cy="581025"/>
+            <wp:effectExtent l="0" t="0" r="9525" b="9525"/>
+            <wp:docPr id="9" name="Рисунок 9"/>
+            <wp:cNvGraphicFramePr>
+              <a:graphicFrameLocks xmlns:a="http://schemas.openxmlformats.org/drawingml/2006/main" noChangeAspect="1"/>
+            </wp:cNvGraphicFramePr>
+            <a:graphic xmlns:a="http://schemas.openxmlformats.org/drawingml/2006/main">
+              <a:graphicData uri="http://schemas.openxmlformats.org/drawingml/2006/picture">
+                <pic:pic xmlns:pic="http://schemas.openxmlformats.org/drawingml/2006/picture">
+                  <pic:nvPicPr>
+                    <pic:cNvPr id="1" name=""/>
+                    <pic:cNvPicPr/>
+                  </pic:nvPicPr>
+                  <pic:blipFill>
+                    <a:blip r:embed="rId14"/>
+                    <a:stretch>
+                      <a:fillRect/>
+                    </a:stretch>
+                  </pic:blipFill>
+                  <pic:spPr>
+                    <a:xfrm>
+                      <a:off x="0" y="0"/>
                       <a:ext cx="4314825" cy="581025"/>
                     </a:xfrm>
                     <a:prstGeom prst="rect">
@@ -2517,7 +1637,7 @@
     <w:p>
       <w:r>
         <w:pict w14:anchorId="721A581B">
-          <v:rect id="_x0000_i1090" style="width:0;height:.75pt" o:hralign="center" o:hrstd="t" o:hr="t" fillcolor="#a0a0a0" stroked="f"/>
+          <v:rect id="_x0000_i1027" style="width:0;height:.75pt" o:hralign="center" o:hrstd="t" o:hr="t" fillcolor="#a0a0a0" stroked="f"/>
         </w:pict>
       </w:r>
     </w:p>
@@ -2607,7 +1727,7 @@
       <w:r>
         <w:t> </w:t>
       </w:r>
-      <w:hyperlink r:id="rId14" w:tgtFrame="_blank" w:history="1">
+      <w:hyperlink r:id="rId15" w:tgtFrame="_blank" w:history="1">
         <w:r>
           <w:rPr>
             <w:rStyle w:val="ac"/>
@@ -2616,13 +1736,7 @@
         </w:r>
       </w:hyperlink>
     </w:p>
-    <w:p>
-      <w:pPr>
-        <w:rPr>
-          <w:lang w:val="en-US"/>
-        </w:rPr>
-      </w:pPr>
-    </w:p>
+    <w:p/>
     <w:sectPr>
       <w:pgSz w:w="11906" w:h="16838"/>
       <w:pgMar w:top="1134" w:right="850" w:bottom="1134" w:left="1701" w:header="708" w:footer="708" w:gutter="0"/>
@@ -4081,6 +3195,7 @@
   <w:style w:type="character" w:default="1" w:styleId="a0">
     <w:name w:val="Default Paragraph Font"/>
     <w:uiPriority w:val="1"/>
+    <w:semiHidden/>
     <w:unhideWhenUsed/>
   </w:style>
   <w:style w:type="table" w:default="1" w:styleId="a1">
